--- a/TPL_Propuesta_OpcionB.docx
+++ b/TPL_Propuesta_OpcionB.docx
@@ -321,7 +321,7 @@
                 <w:b/>
                 <w:sz w:val="20"/>
               </w:rPr>
-              <w:t>S/ 320,000.00</w:t>
+              <w:t>@@PRECIO_DUAL@@</w:t>
             </w:r>
             <w:r>
               <w:rPr>
@@ -1185,6 +1185,8 @@
     </w:p>
     <w:p>
       <w:pPr>
+        <w:keepNext/>
+        <w:keepLines/>
         <w:spacing w:before="360" w:after="120"/>
       </w:pPr>
       <w:r>
@@ -1198,6 +1200,7 @@
     </w:p>
     <w:p>
       <w:pPr>
+        <w:keepLines/>
         <w:spacing w:before="80" w:after="80"/>
         <w:ind w:left="360" w:hanging="360"/>
         <w:jc w:val="both"/>
@@ -1207,17 +1210,18 @@
           <w:b/>
           <w:sz w:val="22"/>
         </w:rPr>
-        <w:t xml:space="preserve">3.1  Precio congelado: </w:t>
+        <w:t xml:space="preserve">3.1  @@LBL31@@ </w:t>
       </w:r>
       <w:r>
         <w:rPr>
           <w:sz w:val="22"/>
         </w:rPr>
-        <w:t>el precio de S/ 320,000.00 se mantiene fijo durante toda la vigencia del Contrato de Compraventa de Bien Futuro.</w:t>
+        <w:t>@@BODY31@@</w:t>
       </w:r>
     </w:p>
     <w:p>
       <w:pPr>
+        <w:keepLines/>
         <w:spacing w:before="80" w:after="80"/>
         <w:ind w:left="360" w:hanging="360"/>
         <w:jc w:val="both"/>
@@ -1238,6 +1242,7 @@
     </w:p>
     <w:p>
       <w:pPr>
+        <w:keepLines/>
         <w:spacing w:before="80" w:after="80"/>
         <w:ind w:left="360" w:hanging="360"/>
         <w:jc w:val="both"/>
@@ -1258,6 +1263,7 @@
     </w:p>
     <w:p>
       <w:pPr>
+        <w:keepLines/>
         <w:spacing w:before="80" w:after="80"/>
         <w:ind w:left="360" w:hanging="360"/>
         <w:jc w:val="both"/>
@@ -1278,6 +1284,7 @@
     </w:p>
     <w:p>
       <w:pPr>
+        <w:keepLines/>
         <w:spacing w:before="80" w:after="80"/>
         <w:ind w:left="360" w:hanging="360"/>
         <w:jc w:val="both"/>
@@ -1298,6 +1305,7 @@
     </w:p>
     <w:p>
       <w:pPr>
+        <w:keepLines/>
         <w:spacing w:before="80" w:after="80"/>
         <w:ind w:left="360" w:hanging="360"/>
         <w:jc w:val="both"/>
@@ -1318,6 +1326,7 @@
     </w:p>
     <w:p>
       <w:pPr>
+        <w:keepLines/>
         <w:spacing w:before="80" w:after="80"/>
         <w:ind w:left="360" w:hanging="360"/>
         <w:jc w:val="both"/>
@@ -1338,6 +1347,7 @@
     </w:p>
     <w:p>
       <w:pPr>
+        <w:keepLines/>
         <w:spacing w:before="360" w:after="200"/>
         <w:jc w:val="both"/>
       </w:pPr>
@@ -1350,6 +1360,7 @@
     </w:p>
     <w:p>
       <w:pPr>
+        <w:keepLines/>
         <w:spacing w:before="120" w:after="200"/>
         <w:jc w:val="both"/>
       </w:pPr>
@@ -1362,6 +1373,7 @@
     </w:p>
     <w:p>
       <w:pPr>
+        <w:keepLines/>
         <w:spacing w:before="600" w:after="0"/>
       </w:pPr>
       <w:r>
@@ -1373,6 +1385,7 @@
     </w:p>
     <w:p>
       <w:pPr>
+        <w:keepLines/>
         <w:spacing w:before="0" w:after="0"/>
       </w:pPr>
       <w:r>
@@ -1385,6 +1398,7 @@
     </w:p>
     <w:p>
       <w:pPr>
+        <w:keepLines/>
         <w:spacing w:before="0" w:after="0"/>
       </w:pPr>
       <w:r>
@@ -1397,6 +1411,7 @@
     </w:p>
     <w:p>
       <w:pPr>
+        <w:keepLines/>
         <w:spacing w:before="0" w:after="0"/>
       </w:pPr>
       <w:r>

--- a/TPL_Propuesta_OpcionB.docx
+++ b/TPL_Propuesta_OpcionB.docx
@@ -1237,7 +1237,7 @@
         <w:rPr>
           <w:sz w:val="22"/>
         </w:rPr>
-        <w:t>la operación se elevará a Escritura Pública de Compraventa de Bien Futuro ante Notario Público de Lima, en la fecha indicada en el cronograma.</w:t>
+        <w:t>la compraventa se celebra mediante Contrato de Compraventa de Bien Futuro ante Notario Público de Lima. La transferencia se inscribe en Registros Públicos a favor del comprador una vez independizada la unidad y cancelado el precio total.</w:t>
       </w:r>
     </w:p>
     <w:p>
